--- a/applications/Humanoid_Mechanical_Engineer/Arunabha_Majumder_CV_Humanoid.docx
+++ b/applications/Humanoid_Mechanical_Engineer/Arunabha_Majumder_CV_Humanoid.docx
@@ -268,7 +268,7 @@
         <w:spacing w:after="40"/>
       </w:pPr>
       <w:r>
-        <w:t>Made the muscles by hand and built the test bench around them (valves, pressure sensors, DAQ) to map load against stroke.</w:t>
+        <w:t>Fabricated and assembled the muscles to an existing lab design and tested them on the lab's setup (valves, pressure sensors, DAQ) to map load against stroke.</w:t>
       </w:r>
     </w:p>
     <w:p>

--- a/applications/Humanoid_Mechanical_Engineer/Arunabha_Majumder_CV_Humanoid.docx
+++ b/applications/Humanoid_Mechanical_Engineer/Arunabha_Majumder_CV_Humanoid.docx
@@ -259,7 +259,7 @@
         <w:spacing w:after="40"/>
       </w:pPr>
       <w:r>
-        <w:t>Brought position error down to 0.3-0.78%, better than a standard PID, with a neural-network gain-scheduled controller in MATLAB/Simulink for a pneumatic artificial muscle.</w:t>
+        <w:t>Brought position error down to 0.3-0.78%, better than a standard PID, by working on the outer PID loop of a neural-network gain-scheduled controller in MATLAB/Simulink. I collected the experimental data, fed it to the lab's existing neural network and used its output to set the PID gains (IEEE CONECCT 2022).</w:t>
       </w:r>
     </w:p>
     <w:p>

--- a/applications/Humanoid_Mechanical_Engineer/Arunabha_Majumder_CV_Humanoid.docx
+++ b/applications/Humanoid_Mechanical_Engineer/Arunabha_Majumder_CV_Humanoid.docx
@@ -215,7 +215,7 @@
         <w:spacing w:after="40"/>
       </w:pPr>
       <w:r>
-        <w:t>Lowered user muscle effort by more than 15%, measured with EMG on 12 participants, after fitting the motor, encoder and force sensors into the frame and getting the control running with the electronics and software side.</w:t>
+        <w:t>Lowered user muscle effort by more than 15%, measured with EMG on 12 participants, after fitting the motor, encoder and force sensors into the frame and working with two colleagues on the controller (my part: equations such as the Fourier fit, and the GUI behaviour).</w:t>
       </w:r>
     </w:p>
     <w:p>
